--- a/docs/word/08_Database_API_and_Maintenance_Reference.docx
+++ b/docs/word/08_Database_API_and_Maintenance_Reference.docx
@@ -113,6 +113,91 @@
           <w:sz w:val="21"/>
           <w:szCs w:val="21"/>
         </w:rPr>
+        <w:t xml:space="preserve">Debt and DebtInstallment for credit sales and structured repayments.</w:t>
+      </w:r>
+    </w:p>
+    <w:p>
+      <w:pPr>
+        <w:pStyle w:val="ListParagraph"/>
+        <w:numPr>
+          <w:ilvl w:val="0"/>
+          <w:numId w:val="1"/>
+        </w:numPr>
+        <w:spacing w:after="100"/>
+      </w:pPr>
+      <w:r>
+        <w:rPr>
+          <w:sz w:val="21"/>
+          <w:szCs w:val="21"/>
+        </w:rPr>
+        <w:t xml:space="preserve">DailyClosing for end-of-day manual cash count, expected totals, and variance tracking.</w:t>
+      </w:r>
+    </w:p>
+    <w:p>
+      <w:pPr>
+        <w:pStyle w:val="ListParagraph"/>
+        <w:numPr>
+          <w:ilvl w:val="0"/>
+          <w:numId w:val="1"/>
+        </w:numPr>
+        <w:spacing w:after="100"/>
+      </w:pPr>
+      <w:r>
+        <w:rPr>
+          <w:sz w:val="21"/>
+          <w:szCs w:val="21"/>
+        </w:rPr>
+        <w:t xml:space="preserve">Supplier, SupplierOrder, and SupplierOrderItem for supplier portal, purchase orders, and stock receiving.</w:t>
+      </w:r>
+    </w:p>
+    <w:p>
+      <w:pPr>
+        <w:pStyle w:val="ListParagraph"/>
+        <w:numPr>
+          <w:ilvl w:val="0"/>
+          <w:numId w:val="1"/>
+        </w:numPr>
+        <w:spacing w:after="100"/>
+      </w:pPr>
+      <w:r>
+        <w:rPr>
+          <w:sz w:val="21"/>
+          <w:szCs w:val="21"/>
+        </w:rPr>
+        <w:t xml:space="preserve">ShopNetworkLink, ShopNetworkOrder, and ShopNetworkOrderItem for trusted shop-to-shop requests and exchanges.</w:t>
+      </w:r>
+    </w:p>
+    <w:p>
+      <w:pPr>
+        <w:pStyle w:val="ListParagraph"/>
+        <w:numPr>
+          <w:ilvl w:val="0"/>
+          <w:numId w:val="1"/>
+        </w:numPr>
+        <w:spacing w:after="100"/>
+      </w:pPr>
+      <w:r>
+        <w:rPr>
+          <w:sz w:val="21"/>
+          <w:szCs w:val="21"/>
+        </w:rPr>
+        <w:t xml:space="preserve">CustomerThread, CustomerChatMessage, CustomerMessage, and DesignJob for customer communication and production workflows.</w:t>
+      </w:r>
+    </w:p>
+    <w:p>
+      <w:pPr>
+        <w:pStyle w:val="ListParagraph"/>
+        <w:numPr>
+          <w:ilvl w:val="0"/>
+          <w:numId w:val="1"/>
+        </w:numPr>
+        <w:spacing w:after="100"/>
+      </w:pPr>
+      <w:r>
+        <w:rPr>
+          <w:sz w:val="21"/>
+          <w:szCs w:val="21"/>
+        </w:rPr>
         <w:t xml:space="preserve">InviteToken and PasswordResetToken for onboarding and recovery.</w:t>
       </w:r>
     </w:p>
@@ -179,6 +264,23 @@
           <w:sz w:val="21"/>
           <w:szCs w:val="21"/>
         </w:rPr>
+        <w:t xml:space="preserve">POST /api/pos/checkout with STORE_CREDIT: creates a pending payment plus Debt and DebtInstallment records.</w:t>
+      </w:r>
+    </w:p>
+    <w:p>
+      <w:pPr>
+        <w:pStyle w:val="ListParagraph"/>
+        <w:numPr>
+          <w:ilvl w:val="0"/>
+          <w:numId w:val="1"/>
+        </w:numPr>
+        <w:spacing w:after="100"/>
+      </w:pPr>
+      <w:r>
+        <w:rPr>
+          <w:sz w:val="21"/>
+          <w:szCs w:val="21"/>
+        </w:rPr>
         <w:t xml:space="preserve">PATCH /api/orders/[orderId]/status: updates production status with role restrictions.</w:t>
       </w:r>
     </w:p>
@@ -197,6 +299,40 @@
           <w:szCs w:val="21"/>
         </w:rPr>
         <w:t xml:space="preserve">GET /api/receipts/[orderId]: returns printable receipt HTML.</w:t>
+      </w:r>
+    </w:p>
+    <w:p>
+      <w:pPr>
+        <w:pStyle w:val="ListParagraph"/>
+        <w:numPr>
+          <w:ilvl w:val="0"/>
+          <w:numId w:val="1"/>
+        </w:numPr>
+        <w:spacing w:after="100"/>
+      </w:pPr>
+      <w:r>
+        <w:rPr>
+          <w:sz w:val="21"/>
+          <w:szCs w:val="21"/>
+        </w:rPr>
+        <w:t xml:space="preserve">POST /api/public-order: creates public shop orders and initializes Paystack payments with optional shop subaccount routing.</w:t>
+      </w:r>
+    </w:p>
+    <w:p>
+      <w:pPr>
+        <w:pStyle w:val="ListParagraph"/>
+        <w:numPr>
+          <w:ilvl w:val="0"/>
+          <w:numId w:val="1"/>
+        </w:numPr>
+        <w:spacing w:after="100"/>
+      </w:pPr>
+      <w:r>
+        <w:rPr>
+          <w:sz w:val="21"/>
+          <w:szCs w:val="21"/>
+        </w:rPr>
+        <w:t xml:space="preserve">GET /api/exports: returns protected PDF, Word, or Excel-compatible exports by module.</w:t>
       </w:r>
     </w:p>
     <w:p>
@@ -334,24 +470,24 @@
           <w:sz w:val="21"/>
           <w:szCs w:val="21"/>
         </w:rPr>
-        <w:t xml:space="preserve">Payment provider webhooks for Paystack or MTN MoMo confirmation.</w:t>
-      </w:r>
-    </w:p>
-    <w:p>
-      <w:pPr>
-        <w:pStyle w:val="ListParagraph"/>
-        <w:numPr>
-          <w:ilvl w:val="0"/>
-          <w:numId w:val="1"/>
-        </w:numPr>
-        <w:spacing w:after="100"/>
-      </w:pPr>
-      <w:r>
-        <w:rPr>
-          <w:sz w:val="21"/>
-          <w:szCs w:val="21"/>
-        </w:rPr>
-        <w:t xml:space="preserve">Twilio or Africa's Talking notification provider inside a sendNotification service.</w:t>
+        <w:t xml:space="preserve">Payment provider webhooks for Paystack or MTN MoMo confirmation, refunds, and reconciliation.</w:t>
+      </w:r>
+    </w:p>
+    <w:p>
+      <w:pPr>
+        <w:pStyle w:val="ListParagraph"/>
+        <w:numPr>
+          <w:ilvl w:val="0"/>
+          <w:numId w:val="1"/>
+        </w:numPr>
+        <w:spacing w:after="100"/>
+      </w:pPr>
+      <w:r>
+        <w:rPr>
+          <w:sz w:val="21"/>
+          <w:szCs w:val="21"/>
+        </w:rPr>
+        <w:t xml:space="preserve">Twilio, Africa's Talking, or WhatsApp Business provider implementation inside the messaging service.</w:t>
       </w:r>
     </w:p>
     <w:p>
@@ -385,7 +521,7 @@
           <w:sz w:val="21"/>
           <w:szCs w:val="21"/>
         </w:rPr>
-        <w:t xml:space="preserve">Supplier purchase orders and inventory transfers.</w:t>
+        <w:t xml:space="preserve">Direct cutter or plotter driver bridges for exact machine models.</w:t>
       </w:r>
     </w:p>
     <w:p>
